--- a/public/templates/Template_BAST.docx
+++ b/public/templates/Template_BAST.docx
@@ -39,19 +39,7 @@
         <w:rPr>
           <w:lang w:val="en-US"/>
         </w:rPr>
-        <w:t xml:space="preserve">{judulBantuan}</w:t>
-      </w:r>
-      <w:r>
-        <w:rPr>
-          <w:lang w:val="en-US"/>
-        </w:rPr>
-        <w:t/>
-      </w:r>
-      <w:r>
-        <w:rPr>
-          <w:lang w:val="en-US"/>
-        </w:rPr>
-        <w:t xml:space="preserve"/>
+        <w:t>{judulBantuan}</w:t>
       </w:r>
     </w:p>
     <w:p>
@@ -232,35 +220,7 @@
                 <w:rFonts w:ascii="Arial MT"/>
                 <w:lang w:val="en-US"/>
               </w:rPr>
-              <w:t xml:space="preserve">:  Jakarta, {tanggal}</w:t>
-            </w:r>
-            <w:r>
-              <w:rPr>
-                <w:rFonts w:ascii="Arial MT"/>
-                <w:lang w:val="en-US"/>
-              </w:rPr>
-              <w:t xml:space="preserve"/>
-            </w:r>
-            <w:r>
-              <w:rPr>
-                <w:rFonts w:ascii="Arial MT"/>
-                <w:lang w:val="en-US"/>
-              </w:rPr>
-              <w:t/>
-            </w:r>
-            <w:r>
-              <w:rPr>
-                <w:rFonts w:ascii="Arial MT"/>
-                <w:lang w:val="en-US"/>
-              </w:rPr>
-              <w:t xml:space="preserve"/>
-            </w:r>
-            <w:r>
-              <w:rPr>
-                <w:rFonts w:ascii="Arial MT"/>
-                <w:lang w:val="en-US"/>
-              </w:rPr>
-              <w:t/>
+              <w:t>:  Jakarta, {tanggal}</w:t>
             </w:r>
           </w:p>
         </w:tc>
@@ -528,14 +488,7 @@
                 <w:rFonts w:ascii="Arial MT"/>
                 <w:lang w:val="en-US"/>
               </w:rPr>
-              <w:t xml:space="preserve">{namaPihakKedua}</w:t>
-            </w:r>
-            <w:r>
-              <w:rPr>
-                <w:rFonts w:ascii="Arial MT"/>
-                <w:lang w:val="en-US"/>
-              </w:rPr>
-              <w:t xml:space="preserve"/>
+              <w:t>{namaPihakKedua}</w:t>
             </w:r>
           </w:p>
         </w:tc>
@@ -561,107 +514,7 @@
               <w:rPr>
                 <w:rFonts w:ascii="Arial MT"/>
               </w:rPr>
-              <w:t xml:space="preserve">: Selaku {jabatanPihakKedua} yang berkedudukan di {instansiPihakKedua} . Selanjutnya disebut: Pihak Kedua.</w:t>
-            </w:r>
-            <w:r>
-              <w:rPr>
-                <w:rFonts w:ascii="Arial MT"/>
-              </w:rPr>
-              <w:t/>
-            </w:r>
-            <w:r>
-              <w:rPr>
-                <w:rFonts w:ascii="Arial MT"/>
-                <w:lang w:val="en-US"/>
-              </w:rPr>
-              <w:t xml:space="preserve"/>
-            </w:r>
-            <w:r>
-              <w:rPr>
-                <w:rFonts w:ascii="Arial MT"/>
-                <w:lang w:val="en-US"/>
-              </w:rPr>
-              <w:t/>
-            </w:r>
-            <w:r>
-              <w:rPr>
-                <w:rFonts w:ascii="Arial MT"/>
-                <w:lang w:val="en-US"/>
-              </w:rPr>
-              <w:t xml:space="preserve"/>
-            </w:r>
-            <w:proofErr w:type="spellStart"/>
-            <w:r>
-              <w:rPr>
-                <w:rFonts w:ascii="Arial MT"/>
-                <w:lang w:val="en-US"/>
-              </w:rPr>
-              <w:t/>
-            </w:r>
-            <w:proofErr w:type="spellEnd"/>
-            <w:r>
-              <w:rPr>
-                <w:rFonts w:ascii="Arial MT"/>
-                <w:lang w:val="en-US"/>
-              </w:rPr>
-              <w:t xml:space="preserve"/>
-            </w:r>
-            <w:r>
-              <w:rPr>
-                <w:rFonts w:ascii="Arial MT"/>
-                <w:lang w:val="en-US"/>
-              </w:rPr>
-              <w:t/>
-            </w:r>
-            <w:r>
-              <w:rPr>
-                <w:rFonts w:ascii="Arial MT"/>
-                <w:lang w:val="en-US"/>
-              </w:rPr>
-              <w:t xml:space="preserve"/>
-            </w:r>
-            <w:r>
-              <w:rPr>
-                <w:rFonts w:ascii="Arial MT"/>
-                <w:lang w:val="en-US"/>
-              </w:rPr>
-              <w:t/>
-            </w:r>
-            <w:r>
-              <w:rPr>
-                <w:rFonts w:ascii="Arial MT"/>
-              </w:rPr>
-              <w:t xml:space="preserve"/>
-            </w:r>
-            <w:r>
-              <w:rPr>
-                <w:rFonts w:ascii="Arial MT"/>
-              </w:rPr>
-              <w:t/>
-            </w:r>
-            <w:r>
-              <w:rPr>
-                <w:rFonts w:ascii="Arial MT"/>
-              </w:rPr>
-              <w:t xml:space="preserve"/>
-            </w:r>
-            <w:r>
-              <w:rPr>
-                <w:rFonts w:ascii="Arial MT"/>
-              </w:rPr>
-              <w:t xml:space="preserve"/>
-            </w:r>
-            <w:r>
-              <w:rPr>
-                <w:rFonts w:ascii="Arial MT"/>
-              </w:rPr>
-              <w:t/>
-            </w:r>
-            <w:r>
-              <w:rPr>
-                <w:rFonts w:ascii="Arial MT"/>
-              </w:rPr>
-              <w:t/>
+              <w:t>: Selaku {jabatanPihakKedua} yang berkedudukan di {instansiPihakKedua}. Selanjutnya disebut: Pihak Kedua.</w:t>
             </w:r>
           </w:p>
         </w:tc>
@@ -697,195 +550,7 @@
         <w:rPr>
           <w:rFonts w:ascii="Arial MT" w:hAnsi="Arial MT"/>
         </w:rPr>
-        <w:t xml:space="preserve">Pihak Pertama memberikan bantuan {judulBantuan} berupa fasilitasi kegiatan sebagai bentuk dukungan program sosial perusahaan.</w:t>
-      </w:r>
-      <w:proofErr w:type="spellStart"/>
-      <w:r>
-        <w:rPr>
-          <w:rFonts w:ascii="Arial MT" w:hAnsi="Arial MT"/>
-          <w:lang w:val="en-US"/>
-        </w:rPr>
-        <w:t/>
-      </w:r>
-      <w:proofErr w:type="spellEnd"/>
-      <w:r>
-        <w:rPr>
-          <w:rFonts w:ascii="Arial MT" w:hAnsi="Arial MT"/>
-          <w:lang w:val="en-US"/>
-        </w:rPr>
-        <w:t xml:space="preserve"/>
-      </w:r>
-      <w:proofErr w:type="spellStart"/>
-      <w:r>
-        <w:rPr>
-          <w:rFonts w:ascii="Arial MT" w:hAnsi="Arial MT"/>
-          <w:lang w:val="en-US"/>
-        </w:rPr>
-        <w:t/>
-      </w:r>
-      <w:proofErr w:type="spellEnd"/>
-      <w:r>
-        <w:rPr>
-          <w:rFonts w:ascii="Arial MT" w:hAnsi="Arial MT"/>
-          <w:lang w:val="en-US"/>
-        </w:rPr>
-        <w:t xml:space="preserve"/>
-      </w:r>
-      <w:r>
-        <w:rPr>
-          <w:rFonts w:ascii="Arial MT" w:hAnsi="Arial MT"/>
-          <w:lang w:val="en-US"/>
-        </w:rPr>
-        <w:t/>
-      </w:r>
-      <w:r>
-        <w:rPr>
-          <w:rFonts w:ascii="Arial MT" w:hAnsi="Arial MT"/>
-          <w:lang w:val="en-US"/>
-        </w:rPr>
-        <w:t/>
-      </w:r>
-      <w:r>
-        <w:rPr>
-          <w:rFonts w:ascii="Arial MT" w:hAnsi="Arial MT"/>
-          <w:lang w:val="en-US"/>
-        </w:rPr>
-        <w:t xml:space="preserve"/>
-      </w:r>
-      <w:r>
-        <w:rPr>
-          <w:rFonts w:ascii="Arial MT" w:hAnsi="Arial MT"/>
-          <w:lang w:val="en-US"/>
-        </w:rPr>
-        <w:t xml:space="preserve"/>
-      </w:r>
-      <w:proofErr w:type="spellStart"/>
-      <w:r>
-        <w:rPr>
-          <w:rFonts w:ascii="Arial MT" w:hAnsi="Arial MT"/>
-          <w:lang w:val="en-US"/>
-        </w:rPr>
-        <w:t/>
-      </w:r>
-      <w:proofErr w:type="spellEnd"/>
-      <w:r>
-        <w:rPr>
-          <w:rFonts w:ascii="Arial MT" w:hAnsi="Arial MT"/>
-          <w:lang w:val="en-US"/>
-        </w:rPr>
-        <w:t xml:space="preserve"/>
-      </w:r>
-      <w:proofErr w:type="spellStart"/>
-      <w:r>
-        <w:rPr>
-          <w:rFonts w:ascii="Arial MT" w:hAnsi="Arial MT"/>
-          <w:lang w:val="en-US"/>
-        </w:rPr>
-        <w:t/>
-      </w:r>
-      <w:proofErr w:type="spellEnd"/>
-      <w:r>
-        <w:rPr>
-          <w:rFonts w:ascii="Arial MT" w:hAnsi="Arial MT"/>
-          <w:lang w:val="en-US"/>
-        </w:rPr>
-        <w:t xml:space="preserve"/>
-      </w:r>
-      <w:proofErr w:type="spellStart"/>
-      <w:r>
-        <w:rPr>
-          <w:rFonts w:ascii="Arial MT" w:hAnsi="Arial MT"/>
-          <w:lang w:val="en-US"/>
-        </w:rPr>
-        <w:t/>
-      </w:r>
-      <w:proofErr w:type="spellEnd"/>
-      <w:r>
-        <w:rPr>
-          <w:rFonts w:ascii="Arial MT" w:hAnsi="Arial MT"/>
-          <w:lang w:val="en-US"/>
-        </w:rPr>
-        <w:t xml:space="preserve"/>
-      </w:r>
-      <w:proofErr w:type="spellStart"/>
-      <w:r>
-        <w:rPr>
-          <w:rFonts w:ascii="Arial MT" w:hAnsi="Arial MT"/>
-          <w:lang w:val="en-US"/>
-        </w:rPr>
-        <w:t/>
-      </w:r>
-      <w:proofErr w:type="spellEnd"/>
-      <w:r>
-        <w:rPr>
-          <w:rFonts w:ascii="Arial MT" w:hAnsi="Arial MT"/>
-          <w:lang w:val="en-US"/>
-        </w:rPr>
-        <w:t xml:space="preserve"/>
-      </w:r>
-      <w:proofErr w:type="spellStart"/>
-      <w:r>
-        <w:rPr>
-          <w:rFonts w:ascii="Arial MT" w:hAnsi="Arial MT"/>
-          <w:lang w:val="en-US"/>
-        </w:rPr>
-        <w:t/>
-      </w:r>
-      <w:proofErr w:type="spellEnd"/>
-      <w:r>
-        <w:rPr>
-          <w:rFonts w:ascii="Arial MT" w:hAnsi="Arial MT"/>
-          <w:lang w:val="en-US"/>
-        </w:rPr>
-        <w:t xml:space="preserve"/>
-      </w:r>
-      <w:proofErr w:type="spellStart"/>
-      <w:r>
-        <w:rPr>
-          <w:rFonts w:ascii="Arial MT" w:hAnsi="Arial MT"/>
-          <w:lang w:val="en-US"/>
-        </w:rPr>
-        <w:t/>
-      </w:r>
-      <w:proofErr w:type="spellEnd"/>
-      <w:r>
-        <w:rPr>
-          <w:rFonts w:ascii="Arial MT" w:hAnsi="Arial MT"/>
-          <w:lang w:val="en-US"/>
-        </w:rPr>
-        <w:t xml:space="preserve"/>
-      </w:r>
-      <w:proofErr w:type="spellStart"/>
-      <w:r>
-        <w:rPr>
-          <w:rFonts w:ascii="Arial MT" w:hAnsi="Arial MT"/>
-          <w:lang w:val="en-US"/>
-        </w:rPr>
-        <w:t/>
-      </w:r>
-      <w:proofErr w:type="spellEnd"/>
-      <w:r>
-        <w:rPr>
-          <w:rFonts w:ascii="Arial MT" w:hAnsi="Arial MT"/>
-          <w:lang w:val="en-US"/>
-        </w:rPr>
-        <w:t xml:space="preserve"/>
-      </w:r>
-      <w:proofErr w:type="spellStart"/>
-      <w:r>
-        <w:rPr>
-          <w:rFonts w:ascii="Arial MT" w:hAnsi="Arial MT"/>
-          <w:lang w:val="en-US"/>
-        </w:rPr>
-        <w:t/>
-      </w:r>
-      <w:proofErr w:type="spellEnd"/>
-      <w:r>
-        <w:rPr>
-          <w:rFonts w:ascii="Arial MT" w:hAnsi="Arial MT"/>
-          <w:lang w:val="en-US"/>
-        </w:rPr>
-        <w:t/>
+        <w:t>Pihak Pertama memberikan bantuan {judulBantuan} berupa fasilitasi kegiatan sebagai bentuk dukungan program sosial perusahaan.</w:t>
       </w:r>
     </w:p>
     <w:p>
@@ -1325,40 +990,7 @@
                                 <w:szCs w:val="24"/>
                                 <w:lang w:val="en-US"/>
                               </w:rPr>
-                              <w:t xml:space="preserve">MITRA BINAAN {instansiPihakKedua}</w:t>
-                            </w:r>
-                            <w:r>
-                              <w:rPr>
-                                <w:rFonts w:ascii="Arial" w:eastAsia="Arial" w:hAnsi="Arial" w:cs="Arial"/>
-                                <w:b/>
-                                <w:bCs/>
-                                <w:sz w:val="24"/>
-                                <w:szCs w:val="24"/>
-                                <w:lang w:val="en-US"/>
-                              </w:rPr>
-                              <w:t xml:space="preserve"/>
-                            </w:r>
-                            <w:r>
-                              <w:rPr>
-                                <w:rFonts w:ascii="Arial" w:eastAsia="Arial" w:hAnsi="Arial" w:cs="Arial"/>
-                                <w:b/>
-                                <w:bCs/>
-                                <w:sz w:val="24"/>
-                                <w:szCs w:val="24"/>
-                                <w:lang w:val="en-US"/>
-                              </w:rPr>
-                              <w:t/>
-                            </w:r>
-                            <w:r>
-                              <w:rPr>
-                                <w:rFonts w:ascii="Arial" w:eastAsia="Arial" w:hAnsi="Arial" w:cs="Arial"/>
-                                <w:b/>
-                                <w:bCs/>
-                                <w:sz w:val="24"/>
-                                <w:szCs w:val="24"/>
-                                <w:lang w:val="en-US"/>
-                              </w:rPr>
-                              <w:t xml:space="preserve"/>
+                              <w:t>MITRA BINAAN {instansiPihakKedua}</w:t>
                             </w:r>
                           </w:p>
                           <w:p>
@@ -1380,7 +1012,7 @@
                                 <w:szCs w:val="24"/>
                                 <w:lang w:val="en-US"/>
                               </w:rPr>
-                              <w:t xml:space="preserve">{jabatanPihakKedua}</w:t>
+                              <w:t>{jabatanPihakKedua}</w:t>
                             </w:r>
                           </w:p>
                           <w:p>
@@ -1478,7 +1110,7 @@
                                 <w:sz w:val="24"/>
                                 <w:lang w:val="en-US"/>
                               </w:rPr>
-                              <w:t xml:space="preserve">{namaPihakKedua}</w:t>
+                              <w:t>{namaPihakKedua}</w:t>
                             </w:r>
                           </w:p>
                           <w:p>
@@ -1593,40 +1225,7 @@
                           <w:szCs w:val="24"/>
                           <w:lang w:val="en-US"/>
                         </w:rPr>
-                        <w:t xml:space="preserve">MITRA BINAAN {instansiPihakKedua}</w:t>
-                      </w:r>
-                      <w:r>
-                        <w:rPr>
-                          <w:rFonts w:ascii="Arial" w:eastAsia="Arial" w:hAnsi="Arial" w:cs="Arial"/>
-                          <w:b/>
-                          <w:bCs/>
-                          <w:sz w:val="24"/>
-                          <w:szCs w:val="24"/>
-                          <w:lang w:val="en-US"/>
-                        </w:rPr>
-                        <w:t xml:space="preserve"/>
-                      </w:r>
-                      <w:r>
-                        <w:rPr>
-                          <w:rFonts w:ascii="Arial" w:eastAsia="Arial" w:hAnsi="Arial" w:cs="Arial"/>
-                          <w:b/>
-                          <w:bCs/>
-                          <w:sz w:val="24"/>
-                          <w:szCs w:val="24"/>
-                          <w:lang w:val="en-US"/>
-                        </w:rPr>
-                        <w:t/>
-                      </w:r>
-                      <w:r>
-                        <w:rPr>
-                          <w:rFonts w:ascii="Arial" w:eastAsia="Arial" w:hAnsi="Arial" w:cs="Arial"/>
-                          <w:b/>
-                          <w:bCs/>
-                          <w:sz w:val="24"/>
-                          <w:szCs w:val="24"/>
-                          <w:lang w:val="en-US"/>
-                        </w:rPr>
-                        <w:t xml:space="preserve"/>
+                        <w:t>MITRA BINAAN {instansiPihakKedua}</w:t>
                       </w:r>
                     </w:p>
                     <w:p>
@@ -1648,7 +1247,7 @@
                           <w:szCs w:val="24"/>
                           <w:lang w:val="en-US"/>
                         </w:rPr>
-                        <w:t xml:space="preserve">{jabatanPihakKedua}</w:t>
+                        <w:t>{jabatanPihakKedua}</w:t>
                       </w:r>
                     </w:p>
                     <w:p>
@@ -1746,7 +1345,7 @@
                           <w:sz w:val="24"/>
                           <w:lang w:val="en-US"/>
                         </w:rPr>
-                        <w:t xml:space="preserve">{namaPihakKedua}</w:t>
+                        <w:t>{namaPihakKedua}</w:t>
                       </w:r>
                     </w:p>
                     <w:p>
@@ -2384,19 +1983,7 @@
         <w:rPr>
           <w:lang w:val="en-US"/>
         </w:rPr>
-        <w:t xml:space="preserve">{judulBantuan}</w:t>
-      </w:r>
-      <w:r>
-        <w:rPr>
-          <w:lang w:val="en-US"/>
-        </w:rPr>
-        <w:t/>
-      </w:r>
-      <w:r>
-        <w:rPr>
-          <w:lang w:val="en-US"/>
-        </w:rPr>
-        <w:t xml:space="preserve"/>
+        <w:t>{judulBantuan}</w:t>
       </w:r>
     </w:p>
     <w:p>
@@ -2582,14 +2169,7 @@
                 <w:rFonts w:ascii="Arial MT"/>
                 <w:lang w:val="en-US"/>
               </w:rPr>
-              <w:t xml:space="preserve">:  Jakarta, {tanggal}</w:t>
-            </w:r>
-            <w:r>
-              <w:rPr>
-                <w:rFonts w:ascii="Arial MT"/>
-                <w:lang w:val="en-US"/>
-              </w:rPr>
-              <w:t/>
+              <w:t>:  Jakarta, {tanggal}</w:t>
             </w:r>
           </w:p>
         </w:tc>
@@ -2857,7 +2437,7 @@
                 <w:rFonts w:ascii="Arial MT"/>
                 <w:lang w:val="en-US"/>
               </w:rPr>
-              <w:t xml:space="preserve">{namaPihakKedua}</w:t>
+              <w:t>{namaPihakKedua}</w:t>
             </w:r>
           </w:p>
         </w:tc>
@@ -2883,101 +2463,7 @@
               <w:rPr>
                 <w:rFonts w:ascii="Arial MT"/>
               </w:rPr>
-              <w:t xml:space="preserve">: Selaku {jabatanPihakKedua} yang berkedudukan di {instansiPihakKedua} . Selanjutnya disebut: Pihak Kedua.</w:t>
-            </w:r>
-            <w:r>
-              <w:rPr>
-                <w:rFonts w:ascii="Arial MT"/>
-              </w:rPr>
-              <w:t/>
-            </w:r>
-            <w:r>
-              <w:rPr>
-                <w:rFonts w:ascii="Arial MT"/>
-                <w:lang w:val="en-US"/>
-              </w:rPr>
-              <w:t xml:space="preserve"/>
-            </w:r>
-            <w:r>
-              <w:rPr>
-                <w:rFonts w:ascii="Arial MT"/>
-                <w:lang w:val="en-US"/>
-              </w:rPr>
-              <w:t/>
-            </w:r>
-            <w:r>
-              <w:rPr>
-                <w:rFonts w:ascii="Arial MT"/>
-                <w:lang w:val="en-US"/>
-              </w:rPr>
-              <w:t xml:space="preserve"/>
-            </w:r>
-            <w:proofErr w:type="spellStart"/>
-            <w:r>
-              <w:rPr>
-                <w:rFonts w:ascii="Arial MT"/>
-                <w:lang w:val="en-US"/>
-              </w:rPr>
-              <w:t/>
-            </w:r>
-            <w:proofErr w:type="spellEnd"/>
-            <w:r>
-              <w:rPr>
-                <w:rFonts w:ascii="Arial MT"/>
-                <w:lang w:val="en-US"/>
-              </w:rPr>
-              <w:t xml:space="preserve"/>
-            </w:r>
-            <w:r>
-              <w:rPr>
-                <w:rFonts w:ascii="Arial MT"/>
-                <w:lang w:val="en-US"/>
-              </w:rPr>
-              <w:t/>
-            </w:r>
-            <w:r>
-              <w:rPr>
-                <w:rFonts w:ascii="Arial MT"/>
-                <w:lang w:val="en-US"/>
-              </w:rPr>
-              <w:t xml:space="preserve"/>
-            </w:r>
-            <w:r>
-              <w:rPr>
-                <w:rFonts w:ascii="Arial MT"/>
-                <w:lang w:val="en-US"/>
-              </w:rPr>
-              <w:t xml:space="preserve"/>
-            </w:r>
-            <w:r>
-              <w:rPr>
-                <w:rFonts w:ascii="Arial MT"/>
-              </w:rPr>
-              <w:t/>
-            </w:r>
-            <w:r>
-              <w:rPr>
-                <w:rFonts w:ascii="Arial MT"/>
-              </w:rPr>
-              <w:t xml:space="preserve"/>
-            </w:r>
-            <w:r>
-              <w:rPr>
-                <w:rFonts w:ascii="Arial MT"/>
-              </w:rPr>
-              <w:t xml:space="preserve"/>
-            </w:r>
-            <w:r>
-              <w:rPr>
-                <w:rFonts w:ascii="Arial MT"/>
-              </w:rPr>
-              <w:t/>
-            </w:r>
-            <w:r>
-              <w:rPr>
-                <w:rFonts w:ascii="Arial MT"/>
-              </w:rPr>
-              <w:t/>
+              <w:t>: Selaku {jabatanPihakKedua} yang berkedudukan di {instansiPihakKedua}. Selanjutnya disebut: Pihak Kedua.</w:t>
             </w:r>
           </w:p>
         </w:tc>
@@ -3013,195 +2499,7 @@
         <w:rPr>
           <w:rFonts w:ascii="Arial MT" w:hAnsi="Arial MT"/>
         </w:rPr>
-        <w:t xml:space="preserve">Pihak Pertama memberikan bantuan {judulBantuan} berupa fasilitasi kegiatan sebagai bentuk dukungan program sosial perusahaan.</w:t>
-      </w:r>
-      <w:proofErr w:type="spellStart"/>
-      <w:r>
-        <w:rPr>
-          <w:rFonts w:ascii="Arial MT" w:hAnsi="Arial MT"/>
-          <w:lang w:val="en-US"/>
-        </w:rPr>
-        <w:t/>
-      </w:r>
-      <w:proofErr w:type="spellEnd"/>
-      <w:r>
-        <w:rPr>
-          <w:rFonts w:ascii="Arial MT" w:hAnsi="Arial MT"/>
-          <w:lang w:val="en-US"/>
-        </w:rPr>
-        <w:t xml:space="preserve"/>
-      </w:r>
-      <w:proofErr w:type="spellStart"/>
-      <w:r>
-        <w:rPr>
-          <w:rFonts w:ascii="Arial MT" w:hAnsi="Arial MT"/>
-          <w:lang w:val="en-US"/>
-        </w:rPr>
-        <w:t/>
-      </w:r>
-      <w:proofErr w:type="spellEnd"/>
-      <w:r>
-        <w:rPr>
-          <w:rFonts w:ascii="Arial MT" w:hAnsi="Arial MT"/>
-          <w:lang w:val="en-US"/>
-        </w:rPr>
-        <w:t xml:space="preserve"/>
-      </w:r>
-      <w:r>
-        <w:rPr>
-          <w:rFonts w:ascii="Arial MT" w:hAnsi="Arial MT"/>
-          <w:lang w:val="en-US"/>
-        </w:rPr>
-        <w:t/>
-      </w:r>
-      <w:r>
-        <w:rPr>
-          <w:rFonts w:ascii="Arial MT" w:hAnsi="Arial MT"/>
-          <w:lang w:val="en-US"/>
-        </w:rPr>
-        <w:t/>
-      </w:r>
-      <w:r>
-        <w:rPr>
-          <w:rFonts w:ascii="Arial MT" w:hAnsi="Arial MT"/>
-          <w:lang w:val="en-US"/>
-        </w:rPr>
-        <w:t xml:space="preserve"/>
-      </w:r>
-      <w:r>
-        <w:rPr>
-          <w:rFonts w:ascii="Arial MT" w:hAnsi="Arial MT"/>
-          <w:lang w:val="en-US"/>
-        </w:rPr>
-        <w:t xml:space="preserve"/>
-      </w:r>
-      <w:proofErr w:type="spellStart"/>
-      <w:r>
-        <w:rPr>
-          <w:rFonts w:ascii="Arial MT" w:hAnsi="Arial MT"/>
-          <w:lang w:val="en-US"/>
-        </w:rPr>
-        <w:t/>
-      </w:r>
-      <w:proofErr w:type="spellEnd"/>
-      <w:r>
-        <w:rPr>
-          <w:rFonts w:ascii="Arial MT" w:hAnsi="Arial MT"/>
-          <w:lang w:val="en-US"/>
-        </w:rPr>
-        <w:t xml:space="preserve"/>
-      </w:r>
-      <w:proofErr w:type="spellStart"/>
-      <w:r>
-        <w:rPr>
-          <w:rFonts w:ascii="Arial MT" w:hAnsi="Arial MT"/>
-          <w:lang w:val="en-US"/>
-        </w:rPr>
-        <w:t/>
-      </w:r>
-      <w:proofErr w:type="spellEnd"/>
-      <w:r>
-        <w:rPr>
-          <w:rFonts w:ascii="Arial MT" w:hAnsi="Arial MT"/>
-          <w:lang w:val="en-US"/>
-        </w:rPr>
-        <w:t xml:space="preserve"/>
-      </w:r>
-      <w:proofErr w:type="spellStart"/>
-      <w:r>
-        <w:rPr>
-          <w:rFonts w:ascii="Arial MT" w:hAnsi="Arial MT"/>
-          <w:lang w:val="en-US"/>
-        </w:rPr>
-        <w:t/>
-      </w:r>
-      <w:proofErr w:type="spellEnd"/>
-      <w:r>
-        <w:rPr>
-          <w:rFonts w:ascii="Arial MT" w:hAnsi="Arial MT"/>
-          <w:lang w:val="en-US"/>
-        </w:rPr>
-        <w:t xml:space="preserve"/>
-      </w:r>
-      <w:proofErr w:type="spellStart"/>
-      <w:r>
-        <w:rPr>
-          <w:rFonts w:ascii="Arial MT" w:hAnsi="Arial MT"/>
-          <w:lang w:val="en-US"/>
-        </w:rPr>
-        <w:t/>
-      </w:r>
-      <w:proofErr w:type="spellEnd"/>
-      <w:r>
-        <w:rPr>
-          <w:rFonts w:ascii="Arial MT" w:hAnsi="Arial MT"/>
-          <w:lang w:val="en-US"/>
-        </w:rPr>
-        <w:t xml:space="preserve"/>
-      </w:r>
-      <w:proofErr w:type="spellStart"/>
-      <w:r>
-        <w:rPr>
-          <w:rFonts w:ascii="Arial MT" w:hAnsi="Arial MT"/>
-          <w:lang w:val="en-US"/>
-        </w:rPr>
-        <w:t/>
-      </w:r>
-      <w:proofErr w:type="spellEnd"/>
-      <w:r>
-        <w:rPr>
-          <w:rFonts w:ascii="Arial MT" w:hAnsi="Arial MT"/>
-          <w:lang w:val="en-US"/>
-        </w:rPr>
-        <w:t xml:space="preserve"/>
-      </w:r>
-      <w:proofErr w:type="spellStart"/>
-      <w:r>
-        <w:rPr>
-          <w:rFonts w:ascii="Arial MT" w:hAnsi="Arial MT"/>
-          <w:lang w:val="en-US"/>
-        </w:rPr>
-        <w:t/>
-      </w:r>
-      <w:proofErr w:type="spellEnd"/>
-      <w:r>
-        <w:rPr>
-          <w:rFonts w:ascii="Arial MT" w:hAnsi="Arial MT"/>
-          <w:lang w:val="en-US"/>
-        </w:rPr>
-        <w:t xml:space="preserve"/>
-      </w:r>
-      <w:proofErr w:type="spellStart"/>
-      <w:r>
-        <w:rPr>
-          <w:rFonts w:ascii="Arial MT" w:hAnsi="Arial MT"/>
-          <w:lang w:val="en-US"/>
-        </w:rPr>
-        <w:t/>
-      </w:r>
-      <w:proofErr w:type="spellEnd"/>
-      <w:r>
-        <w:rPr>
-          <w:rFonts w:ascii="Arial MT" w:hAnsi="Arial MT"/>
-          <w:lang w:val="en-US"/>
-        </w:rPr>
-        <w:t xml:space="preserve"/>
-      </w:r>
-      <w:proofErr w:type="spellStart"/>
-      <w:r>
-        <w:rPr>
-          <w:rFonts w:ascii="Arial MT" w:hAnsi="Arial MT"/>
-          <w:lang w:val="en-US"/>
-        </w:rPr>
-        <w:t/>
-      </w:r>
-      <w:proofErr w:type="spellEnd"/>
-      <w:r>
-        <w:rPr>
-          <w:rFonts w:ascii="Arial MT" w:hAnsi="Arial MT"/>
-          <w:lang w:val="en-US"/>
-        </w:rPr>
-        <w:t xml:space="preserve"/>
+        <w:t>Pihak Pertama memberikan bantuan {judulBantuan} berupa fasilitasi kegiatan sebagai bentuk dukungan program sosial perusahaan.</w:t>
       </w:r>
     </w:p>
     <w:p>
@@ -4072,18 +3370,7 @@
                                 <w:szCs w:val="24"/>
                                 <w:lang w:val="en-US"/>
                               </w:rPr>
-                              <w:t xml:space="preserve">MITRA BINAAN {instansiPihakKedua}</w:t>
-                            </w:r>
-                            <w:r>
-                              <w:rPr>
-                                <w:rFonts w:ascii="Arial" w:eastAsia="Arial" w:hAnsi="Arial" w:cs="Arial"/>
-                                <w:b/>
-                                <w:bCs/>
-                                <w:sz w:val="24"/>
-                                <w:szCs w:val="24"/>
-                                <w:lang w:val="en-US"/>
-                              </w:rPr>
-                              <w:t/>
+                              <w:t>MITRA BINAAN {instansiPihakKedua}</w:t>
                             </w:r>
                           </w:p>
                           <w:p>
@@ -4108,7 +3395,7 @@
                                 <w:szCs w:val="24"/>
                                 <w:lang w:val="en-US"/>
                               </w:rPr>
-                              <w:t xml:space="preserve">{jabatanPihakKedua}</w:t>
+                              <w:t>{jabatanPihakKedua}</w:t>
                             </w:r>
                           </w:p>
                           <w:p>
@@ -4229,7 +3516,7 @@
                                 <w:sz w:val="24"/>
                                 <w:lang w:val="en-US"/>
                               </w:rPr>
-                              <w:t xml:space="preserve">{namaPihakKedua}</w:t>
+                              <w:t>{namaPihakKedua}</w:t>
                             </w:r>
                           </w:p>
                           <w:p>
@@ -4287,18 +3574,7 @@
                           <w:szCs w:val="24"/>
                           <w:lang w:val="en-US"/>
                         </w:rPr>
-                        <w:t xml:space="preserve">MITRA BINAAN {instansiPihakKedua}</w:t>
-                      </w:r>
-                      <w:r>
-                        <w:rPr>
-                          <w:rFonts w:ascii="Arial" w:eastAsia="Arial" w:hAnsi="Arial" w:cs="Arial"/>
-                          <w:b/>
-                          <w:bCs/>
-                          <w:sz w:val="24"/>
-                          <w:szCs w:val="24"/>
-                          <w:lang w:val="en-US"/>
-                        </w:rPr>
-                        <w:t/>
+                        <w:t>MITRA BINAAN {instansiPihakKedua}</w:t>
                       </w:r>
                     </w:p>
                     <w:p>
@@ -4323,7 +3599,7 @@
                           <w:szCs w:val="24"/>
                           <w:lang w:val="en-US"/>
                         </w:rPr>
-                        <w:t xml:space="preserve">{jabatanPihakKedua}</w:t>
+                        <w:t>{jabatanPihakKedua}</w:t>
                       </w:r>
                     </w:p>
                     <w:p>
@@ -4444,7 +3720,7 @@
                           <w:sz w:val="24"/>
                           <w:lang w:val="en-US"/>
                         </w:rPr>
-                        <w:t xml:space="preserve">{namaPihakKedua}</w:t>
+                        <w:t>{namaPihakKedua}</w:t>
                       </w:r>
                     </w:p>
                     <w:p>
@@ -4655,55 +3931,7 @@
         <w:rFonts w:ascii="Arial"/>
         <w:b/>
       </w:rPr>
-      <w:t>Nomor</w:t>
-    </w:r>
-    <w:r>
-      <w:rPr>
-        <w:rFonts w:ascii="Arial"/>
-        <w:b/>
-        <w:lang w:val="en-US"/>
-      </w:rPr>
-      <w:t>:</w:t>
-    </w:r>
-    <w:r>
-      <w:rPr>
-        <w:rFonts w:ascii="Arial"/>
-        <w:b/>
-        <w:lang w:val="en-US"/>
-      </w:rPr>
-      <w:t xml:space="preserve"> </w:t>
-    </w:r>
-    <w:r>
-      <w:rPr>
-        <w:rFonts w:ascii="Arial"/>
-        <w:b/>
-        <w:lang w:val="en-US"/>
-      </w:rPr>
-      <w:t>{nomor}</w:t>
-    </w:r>
-    <w:r>
-      <w:rPr>
-        <w:rFonts w:ascii="Arial"/>
-        <w:b/>
-        <w:lang w:val="en-US"/>
-      </w:rPr>
-      <w:t>/BA</w:t>
-    </w:r>
-    <w:r>
-      <w:rPr>
-        <w:rFonts w:ascii="Arial"/>
-        <w:b/>
-        <w:lang w:val="en-US"/>
-      </w:rPr>
-      <w:t>ST</w:t>
-    </w:r>
-    <w:r>
-      <w:rPr>
-        <w:rFonts w:ascii="Arial"/>
-        <w:b/>
-        <w:lang w:val="en-US"/>
-      </w:rPr>
-      <w:t>/KAS/PRIOK/2026</w:t>
+      <w:t>Nomor: {nomor}/BAST/KAS/PRIOK/2026</w:t>
     </w:r>
   </w:p>
   <w:p>
